--- a/figures/feature_condition_detail.docx
+++ b/figures/feature_condition_detail.docx
@@ -401,25 +401,7 @@
                                 <w:sz w:val="20"/>
                                 <w:szCs w:val="20"/>
                               </w:rPr>
-                              <w:t xml:space="preserve">Time-modulated </w:t>
-                            </w:r>
-                            <w:proofErr w:type="spellStart"/>
-                            <w:r>
-                              <w:rPr>
-                                <w:color w:val="53636E"/>
-                                <w:sz w:val="20"/>
-                                <w:szCs w:val="20"/>
-                              </w:rPr>
-                              <w:t>sel</w:t>
-                            </w:r>
-                            <w:proofErr w:type="spellEnd"/>
-                            <w:r>
-                              <w:rPr>
-                                <w:color w:val="53636E"/>
-                                <w:sz w:val="20"/>
-                                <w:szCs w:val="20"/>
-                              </w:rPr>
-                              <w:t>-attention</w:t>
+                              <w:t>Time-modulated sel-attention</w:t>
                             </w:r>
                           </w:p>
                         </w:txbxContent>
@@ -574,7 +556,6 @@
           </mc:Fallback>
         </mc:AlternateContent>
       </w:r>
-      <w:proofErr w:type="spellStart"/>
       <w:r>
         <w:rPr>
           <w:rFonts w:hint="eastAsia"/>
@@ -587,7 +568,6 @@
         </w:rPr>
         <w:t>men</w:t>
       </w:r>
-      <w:proofErr w:type="spellEnd"/>
     </w:p>
     <w:p>
       <w:pPr>
@@ -597,6 +577,326 @@
         <w:spacing w:after="0"/>
         <w:jc w:val="both"/>
       </w:pPr>
+      <w:r>
+        <w:rPr>
+          <w:noProof/>
+        </w:rPr>
+        <mc:AlternateContent>
+          <mc:Choice Requires="wpg">
+            <w:drawing>
+              <wp:anchor distT="0" distB="0" distL="114300" distR="114300" simplePos="0" relativeHeight="251939326" behindDoc="0" locked="0" layoutInCell="1" allowOverlap="1" wp14:anchorId="6BCF4B7D" wp14:editId="0C935BCE">
+                <wp:simplePos x="0" y="0"/>
+                <wp:positionH relativeFrom="column">
+                  <wp:posOffset>6012342</wp:posOffset>
+                </wp:positionH>
+                <wp:positionV relativeFrom="paragraph">
+                  <wp:posOffset>117692</wp:posOffset>
+                </wp:positionV>
+                <wp:extent cx="1793945" cy="477520"/>
+                <wp:effectExtent l="0" t="0" r="0" b="5080"/>
+                <wp:wrapNone/>
+                <wp:docPr id="37535153" name="组合 327"/>
+                <wp:cNvGraphicFramePr/>
+                <a:graphic xmlns:a="http://schemas.openxmlformats.org/drawingml/2006/main">
+                  <a:graphicData uri="http://schemas.microsoft.com/office/word/2010/wordprocessingGroup">
+                    <wpg:wgp>
+                      <wpg:cNvGrpSpPr/>
+                      <wpg:grpSpPr>
+                        <a:xfrm>
+                          <a:off x="0" y="0"/>
+                          <a:ext cx="1793945" cy="477520"/>
+                          <a:chOff x="391338" y="0"/>
+                          <a:chExt cx="1795105" cy="477663"/>
+                        </a:xfrm>
+                      </wpg:grpSpPr>
+                      <wps:wsp>
+                        <wps:cNvPr id="401148540" name="文本框 5"/>
+                        <wps:cNvSpPr txBox="1"/>
+                        <wps:spPr>
+                          <a:xfrm>
+                            <a:off x="391338" y="0"/>
+                            <a:ext cx="1795105" cy="238125"/>
+                          </a:xfrm>
+                          <a:prstGeom prst="rect">
+                            <a:avLst/>
+                          </a:prstGeom>
+                          <a:solidFill>
+                            <a:srgbClr val="FFFFFF"/>
+                          </a:solidFill>
+                          <a:ln w="6350">
+                            <a:noFill/>
+                          </a:ln>
+                        </wps:spPr>
+                        <wps:txbx>
+                          <w:txbxContent>
+                            <w:p>
+                              <w:pPr>
+                                <w:spacing w:after="0" w:line="200" w:lineRule="exact"/>
+                                <w:rPr>
+                                  <w:b/>
+                                  <w:bCs/>
+                                  <w:color w:val="806E94"/>
+                                  <w:sz w:val="20"/>
+                                  <w:szCs w:val="20"/>
+                                </w:rPr>
+                              </w:pPr>
+                              <w:r>
+                                <w:rPr>
+                                  <w:b/>
+                                  <w:bCs/>
+                                  <w:color w:val="806E94"/>
+                                  <w:sz w:val="20"/>
+                                  <w:szCs w:val="20"/>
+                                </w:rPr>
+                                <w:t>Condi</w:t>
+                              </w:r>
+                              <w:r>
+                                <w:rPr>
+                                  <w:b/>
+                                  <w:bCs/>
+                                  <w:color w:val="806E94"/>
+                                  <w:sz w:val="20"/>
+                                  <w:szCs w:val="20"/>
+                                </w:rPr>
+                                <w:t>ti</w:t>
+                              </w:r>
+                              <w:r>
+                                <w:rPr>
+                                  <w:b/>
+                                  <w:bCs/>
+                                  <w:color w:val="806E94"/>
+                                  <w:sz w:val="20"/>
+                                  <w:szCs w:val="20"/>
+                                </w:rPr>
+                                <w:t>on tokens</w:t>
+                              </w:r>
+                            </w:p>
+                          </w:txbxContent>
+                        </wps:txbx>
+                        <wps:bodyPr rot="0" spcFirstLastPara="0" vertOverflow="overflow" horzOverflow="overflow" vert="horz" wrap="square" lIns="0" tIns="0" rIns="0" bIns="0" numCol="1" spcCol="0" rtlCol="0" fromWordArt="0" anchor="t" anchorCtr="0" forceAA="0" compatLnSpc="1">
+                          <a:prstTxWarp prst="textNoShape">
+                            <a:avLst/>
+                          </a:prstTxWarp>
+                          <a:noAutofit/>
+                        </wps:bodyPr>
+                      </wps:wsp>
+                      <wps:wsp>
+                        <wps:cNvPr id="1014211096" name="文本框 5"/>
+                        <wps:cNvSpPr txBox="1"/>
+                        <wps:spPr>
+                          <a:xfrm>
+                            <a:off x="395081" y="155083"/>
+                            <a:ext cx="1457155" cy="322580"/>
+                          </a:xfrm>
+                          <a:prstGeom prst="rect">
+                            <a:avLst/>
+                          </a:prstGeom>
+                          <a:solidFill>
+                            <a:srgbClr val="FFFFFF"/>
+                          </a:solidFill>
+                          <a:ln w="6350">
+                            <a:noFill/>
+                          </a:ln>
+                        </wps:spPr>
+                        <wps:txbx>
+                          <w:txbxContent>
+                            <w:p>
+                              <w:pPr>
+                                <w:spacing w:after="0" w:line="200" w:lineRule="exact"/>
+                                <w:rPr>
+                                  <w:b/>
+                                  <w:bCs/>
+                                  <w:color w:val="74818A"/>
+                                  <w:sz w:val="16"/>
+                                  <w:szCs w:val="16"/>
+                                </w:rPr>
+                              </w:pPr>
+                              <w:r>
+                                <w:rPr>
+                                  <w:rFonts w:hint="eastAsia"/>
+                                  <w:b/>
+                                  <w:bCs/>
+                                  <w:color w:val="74818A"/>
+                                  <w:sz w:val="16"/>
+                                  <w:szCs w:val="16"/>
+                                </w:rPr>
+                                <w:t xml:space="preserve">Gobal </w:t>
+                              </w:r>
+                              <w:r>
+                                <w:rPr>
+                                  <w:b/>
+                                  <w:bCs/>
+                                  <w:color w:val="74818A"/>
+                                  <w:sz w:val="16"/>
+                                  <w:szCs w:val="16"/>
+                                </w:rPr>
+                                <w:t>condition</w:t>
+                              </w:r>
+                            </w:p>
+                            <w:p>
+                              <w:pPr>
+                                <w:spacing w:after="0" w:line="200" w:lineRule="exact"/>
+                                <w:rPr>
+                                  <w:b/>
+                                  <w:bCs/>
+                                  <w:color w:val="74818A"/>
+                                  <w:sz w:val="16"/>
+                                  <w:szCs w:val="16"/>
+                                </w:rPr>
+                              </w:pPr>
+                              <w:r>
+                                <w:rPr>
+                                  <w:b/>
+                                  <w:bCs/>
+                                  <w:color w:val="74818A"/>
+                                  <w:sz w:val="16"/>
+                                  <w:szCs w:val="16"/>
+                                </w:rPr>
+                                <w:t>Coarse voxel tokens</w:t>
+                              </w:r>
+                            </w:p>
+                          </w:txbxContent>
+                        </wps:txbx>
+                        <wps:bodyPr rot="0" spcFirstLastPara="0" vertOverflow="overflow" horzOverflow="overflow" vert="horz" wrap="square" lIns="0" tIns="0" rIns="0" bIns="0" numCol="1" spcCol="0" rtlCol="0" fromWordArt="0" anchor="t" anchorCtr="0" forceAA="0" compatLnSpc="1">
+                          <a:prstTxWarp prst="textNoShape">
+                            <a:avLst/>
+                          </a:prstTxWarp>
+                          <a:noAutofit/>
+                        </wps:bodyPr>
+                      </wps:wsp>
+                    </wpg:wgp>
+                  </a:graphicData>
+                </a:graphic>
+                <wp14:sizeRelH relativeFrom="margin">
+                  <wp14:pctWidth>0</wp14:pctWidth>
+                </wp14:sizeRelH>
+                <wp14:sizeRelV relativeFrom="margin">
+                  <wp14:pctHeight>0</wp14:pctHeight>
+                </wp14:sizeRelV>
+              </wp:anchor>
+            </w:drawing>
+          </mc:Choice>
+          <mc:Fallback>
+            <w:pict>
+              <v:group w14:anchorId="6BCF4B7D" id="组合 327" o:spid="_x0000_s1029" style="position:absolute;left:0;text-align:left;margin-left:473.4pt;margin-top:9.25pt;width:141.25pt;height:37.6pt;z-index:251939326;mso-width-relative:margin;mso-height-relative:margin" coordorigin="3913" coordsize="17951,4776" o:gfxdata="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">
+                <v:shapetype id="_x0000_t202" coordsize="21600,21600" o:spt="202" path="m,l,21600r21600,l21600,xe">
+                  <v:stroke joinstyle="miter"/>
+                  <v:path gradientshapeok="t" o:connecttype="rect"/>
+                </v:shapetype>
+                <v:shape id="_x0000_s1030" type="#_x0000_t202" style="position:absolute;left:3913;width:17951;height:2381;visibility:visible;mso-wrap-style:square;v-text-anchor:top" o:gfxdata="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" stroked="f" strokeweight=".5pt">
+                  <v:textbox inset="0,0,0,0">
+                    <w:txbxContent>
+                      <w:p>
+                        <w:pPr>
+                          <w:spacing w:after="0" w:line="200" w:lineRule="exact"/>
+                          <w:rPr>
+                            <w:b/>
+                            <w:bCs/>
+                            <w:color w:val="806E94"/>
+                            <w:sz w:val="20"/>
+                            <w:szCs w:val="20"/>
+                          </w:rPr>
+                        </w:pPr>
+                        <w:r>
+                          <w:rPr>
+                            <w:b/>
+                            <w:bCs/>
+                            <w:color w:val="806E94"/>
+                            <w:sz w:val="20"/>
+                            <w:szCs w:val="20"/>
+                          </w:rPr>
+                          <w:t>Condi</w:t>
+                        </w:r>
+                        <w:r>
+                          <w:rPr>
+                            <w:b/>
+                            <w:bCs/>
+                            <w:color w:val="806E94"/>
+                            <w:sz w:val="20"/>
+                            <w:szCs w:val="20"/>
+                          </w:rPr>
+                          <w:t>ti</w:t>
+                        </w:r>
+                        <w:r>
+                          <w:rPr>
+                            <w:b/>
+                            <w:bCs/>
+                            <w:color w:val="806E94"/>
+                            <w:sz w:val="20"/>
+                            <w:szCs w:val="20"/>
+                          </w:rPr>
+                          <w:t>on tokens</w:t>
+                        </w:r>
+                      </w:p>
+                    </w:txbxContent>
+                  </v:textbox>
+                </v:shape>
+                <v:shape id="_x0000_s1031" type="#_x0000_t202" style="position:absolute;left:3950;top:1550;width:14572;height:3226;visibility:visible;mso-wrap-style:square;v-text-anchor:top" o:gfxdata="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" stroked="f" strokeweight=".5pt">
+                  <v:textbox inset="0,0,0,0">
+                    <w:txbxContent>
+                      <w:p>
+                        <w:pPr>
+                          <w:spacing w:after="0" w:line="200" w:lineRule="exact"/>
+                          <w:rPr>
+                            <w:b/>
+                            <w:bCs/>
+                            <w:color w:val="74818A"/>
+                            <w:sz w:val="16"/>
+                            <w:szCs w:val="16"/>
+                          </w:rPr>
+                        </w:pPr>
+                        <w:r>
+                          <w:rPr>
+                            <w:rFonts w:hint="eastAsia"/>
+                            <w:b/>
+                            <w:bCs/>
+                            <w:color w:val="74818A"/>
+                            <w:sz w:val="16"/>
+                            <w:szCs w:val="16"/>
+                          </w:rPr>
+                          <w:t xml:space="preserve">Gobal </w:t>
+                        </w:r>
+                        <w:r>
+                          <w:rPr>
+                            <w:b/>
+                            <w:bCs/>
+                            <w:color w:val="74818A"/>
+                            <w:sz w:val="16"/>
+                            <w:szCs w:val="16"/>
+                          </w:rPr>
+                          <w:t>condition</w:t>
+                        </w:r>
+                      </w:p>
+                      <w:p>
+                        <w:pPr>
+                          <w:spacing w:after="0" w:line="200" w:lineRule="exact"/>
+                          <w:rPr>
+                            <w:b/>
+                            <w:bCs/>
+                            <w:color w:val="74818A"/>
+                            <w:sz w:val="16"/>
+                            <w:szCs w:val="16"/>
+                          </w:rPr>
+                        </w:pPr>
+                        <w:r>
+                          <w:rPr>
+                            <w:b/>
+                            <w:bCs/>
+                            <w:color w:val="74818A"/>
+                            <w:sz w:val="16"/>
+                            <w:szCs w:val="16"/>
+                          </w:rPr>
+                          <w:t>Coarse voxel tokens</w:t>
+                        </w:r>
+                      </w:p>
+                    </w:txbxContent>
+                  </v:textbox>
+                </v:shape>
+              </v:group>
+            </w:pict>
+          </mc:Fallback>
+        </mc:AlternateContent>
+      </w:r>
       <w:r>
         <w:rPr>
           <w:noProof/>
@@ -925,7 +1225,6 @@
                                 <w:szCs w:val="20"/>
                               </w:rPr>
                             </w:pPr>
-                            <w:proofErr w:type="spellStart"/>
                             <w:r>
                               <w:rPr>
                                 <w:rFonts w:hint="eastAsia"/>
@@ -935,19 +1234,7 @@
                                 <w:sz w:val="20"/>
                                 <w:szCs w:val="20"/>
                               </w:rPr>
-                              <w:t>Multiscal</w:t>
-                            </w:r>
-                            <w:proofErr w:type="spellEnd"/>
-                            <w:r>
-                              <w:rPr>
-                                <w:rFonts w:hint="eastAsia"/>
-                                <w:b/>
-                                <w:bCs/>
-                                <w:color w:val="705C86"/>
-                                <w:sz w:val="20"/>
-                                <w:szCs w:val="20"/>
-                              </w:rPr>
-                              <w:t xml:space="preserve"> Dental Encoder</w:t>
+                              <w:t>Multiscal Dental Encoder</w:t>
                             </w:r>
                           </w:p>
                         </w:txbxContent>
@@ -1020,7 +1307,7 @@
         <mc:AlternateContent>
           <mc:Choice Requires="wpg">
             <w:drawing>
-              <wp:anchor distT="0" distB="0" distL="114300" distR="114300" simplePos="0" relativeHeight="252169212" behindDoc="0" locked="0" layoutInCell="1" allowOverlap="1" wp14:anchorId="339E9AD7" wp14:editId="593C6F6E">
+              <wp:anchor distT="0" distB="0" distL="114300" distR="114300" simplePos="0" relativeHeight="252169212" behindDoc="0" locked="0" layoutInCell="1" allowOverlap="1" wp14:anchorId="339E9AD7" wp14:editId="21C2AAD5">
                 <wp:simplePos x="0" y="0"/>
                 <wp:positionH relativeFrom="column">
                   <wp:posOffset>5581015</wp:posOffset>
@@ -1580,13 +1867,13 @@
           </mc:Choice>
           <mc:Fallback>
             <w:pict>
-              <v:group w14:anchorId="339E9AD7" id="组合 78" o:spid="_x0000_s1031" style="position:absolute;left:0;text-align:left;margin-left:439.45pt;margin-top:8.65pt;width:22.4pt;height:31.4pt;z-index:252169212;mso-width-relative:margin" coordsize="226060,398780" o:gfxdata="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">
-                <v:roundrect id="圆角矩形 73" o:spid="_x0000_s1032" style="position:absolute;width:226060;height:398780;visibility:visible;mso-wrap-style:square;v-text-anchor:middle" arcsize="2989f" o:gfxdata="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" strokecolor="#705c86" strokeweight="1pt">
+              <v:group w14:anchorId="339E9AD7" id="组合 78" o:spid="_x0000_s1034" style="position:absolute;left:0;text-align:left;margin-left:439.45pt;margin-top:8.65pt;width:22.4pt;height:31.4pt;z-index:252169212;mso-width-relative:margin" coordsize="226060,398780" o:gfxdata="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">
+                <v:roundrect id="圆角矩形 73" o:spid="_x0000_s1035" style="position:absolute;width:226060;height:398780;visibility:visible;mso-wrap-style:square;v-text-anchor:middle" arcsize="2989f" o:gfxdata="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" strokecolor="#705c86" strokeweight="1pt">
                   <v:stroke joinstyle="miter"/>
                 </v:roundrect>
-                <v:group id="组合 77" o:spid="_x0000_s1033" style="position:absolute;left:22860;top:35560;width:180000;height:331080" coordsize="180000,331080" o:gfxdata="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">
-                  <v:group id="_x0000_s1034" style="position:absolute;width:180000;height:72000" coordsize="180000,72000" o:gfxdata="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">
-                    <v:rect id="_x0000_s1035" style="position:absolute;width:180000;height:72000;visibility:visible;mso-wrap-style:square;v-text-anchor:middle" o:gfxdata="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" fillcolor="white [3212]" strokecolor="#705c86" strokeweight=".5pt">
+                <v:group id="组合 77" o:spid="_x0000_s1036" style="position:absolute;left:22860;top:35560;width:180000;height:331080" coordsize="180000,331080" o:gfxdata="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">
+                  <v:group id="_x0000_s1037" style="position:absolute;width:180000;height:72000" coordsize="180000,72000" o:gfxdata="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">
+                    <v:rect id="_x0000_s1038" style="position:absolute;width:180000;height:72000;visibility:visible;mso-wrap-style:square;v-text-anchor:middle" o:gfxdata="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" fillcolor="white [3212]" strokecolor="#705c86" strokeweight=".5pt">
                       <v:textbox>
                         <w:txbxContent>
                           <w:p>
@@ -1603,7 +1890,7 @@
                         </w:txbxContent>
                       </v:textbox>
                     </v:rect>
-                    <v:rect id="_x0000_s1036" style="position:absolute;left:17780;top:22860;width:144000;height:28800;visibility:visible;mso-wrap-style:square;v-text-anchor:middle" o:gfxdata="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" fillcolor="#ccc4d6" strokecolor="#ccc4d6">
+                    <v:rect id="_x0000_s1039" style="position:absolute;left:17780;top:22860;width:144000;height:28800;visibility:visible;mso-wrap-style:square;v-text-anchor:middle" o:gfxdata="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" fillcolor="#ccc4d6" strokecolor="#ccc4d6">
                       <v:textbox>
                         <w:txbxContent>
                           <w:p>
@@ -1621,8 +1908,8 @@
                       </v:textbox>
                     </v:rect>
                   </v:group>
-                  <v:group id="_x0000_s1037" style="position:absolute;top:86360;width:180000;height:72000" coordsize="180000,72000" o:gfxdata="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">
-                    <v:rect id="_x0000_s1038" style="position:absolute;width:180000;height:72000;visibility:visible;mso-wrap-style:square;v-text-anchor:middle" o:gfxdata="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" fillcolor="white [3212]" strokecolor="#705c86" strokeweight=".5pt">
+                  <v:group id="_x0000_s1040" style="position:absolute;top:86360;width:180000;height:72000" coordsize="180000,72000" o:gfxdata="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">
+                    <v:rect id="_x0000_s1041" style="position:absolute;width:180000;height:72000;visibility:visible;mso-wrap-style:square;v-text-anchor:middle" o:gfxdata="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" fillcolor="white [3212]" strokecolor="#705c86" strokeweight=".5pt">
                       <v:textbox>
                         <w:txbxContent>
                           <w:p>
@@ -1639,10 +1926,10 @@
                         </w:txbxContent>
                       </v:textbox>
                     </v:rect>
-                    <v:rect id="_x0000_s1039" style="position:absolute;left:17780;top:22860;width:144000;height:28800;visibility:visible;mso-wrap-style:square;v-text-anchor:middle" o:gfxdata="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" fillcolor="#ada1bb" strokecolor="#ada1bb"/>
+                    <v:rect id="_x0000_s1042" style="position:absolute;left:17780;top:22860;width:144000;height:28800;visibility:visible;mso-wrap-style:square;v-text-anchor:middle" o:gfxdata="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" fillcolor="#ada1bb" strokecolor="#ada1bb"/>
                   </v:group>
-                  <v:group id="_x0000_s1040" style="position:absolute;top:175260;width:180000;height:72000" coordsize="180000,72000" o:gfxdata="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">
-                    <v:rect id="_x0000_s1041" style="position:absolute;width:180000;height:72000;visibility:visible;mso-wrap-style:square;v-text-anchor:middle" o:gfxdata="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" fillcolor="white [3212]" strokecolor="#705c86" strokeweight=".5pt">
+                  <v:group id="_x0000_s1043" style="position:absolute;top:175260;width:180000;height:72000" coordsize="180000,72000" o:gfxdata="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">
+                    <v:rect id="_x0000_s1044" style="position:absolute;width:180000;height:72000;visibility:visible;mso-wrap-style:square;v-text-anchor:middle" o:gfxdata="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" fillcolor="white [3212]" strokecolor="#705c86" strokeweight=".5pt">
                       <v:textbox>
                         <w:txbxContent>
                           <w:p>
@@ -1659,10 +1946,10 @@
                         </w:txbxContent>
                       </v:textbox>
                     </v:rect>
-                    <v:rect id="_x0000_s1042" style="position:absolute;left:17780;top:22860;width:144000;height:28800;visibility:visible;mso-wrap-style:square;v-text-anchor:middle" o:gfxdata="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" fillcolor="#9283a2" strokecolor="#9283a2"/>
+                    <v:rect id="_x0000_s1045" style="position:absolute;left:17780;top:22860;width:144000;height:28800;visibility:visible;mso-wrap-style:square;v-text-anchor:middle" o:gfxdata="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" fillcolor="#9283a2" strokecolor="#9283a2"/>
                   </v:group>
-                  <v:group id="_x0000_s1043" style="position:absolute;top:259080;width:180000;height:72000" coordsize="180000,72000" o:gfxdata="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">
-                    <v:rect id="_x0000_s1044" style="position:absolute;width:180000;height:72000;visibility:visible;mso-wrap-style:square;v-text-anchor:middle" o:gfxdata="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" fillcolor="white [3212]" strokecolor="#705c86" strokeweight=".5pt">
+                  <v:group id="_x0000_s1046" style="position:absolute;top:259080;width:180000;height:72000" coordsize="180000,72000" o:gfxdata="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">
+                    <v:rect id="_x0000_s1047" style="position:absolute;width:180000;height:72000;visibility:visible;mso-wrap-style:square;v-text-anchor:middle" o:gfxdata="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" fillcolor="white [3212]" strokecolor="#705c86" strokeweight=".5pt">
                       <v:textbox>
                         <w:txbxContent>
                           <w:p>
@@ -1679,351 +1966,9 @@
                         </w:txbxContent>
                       </v:textbox>
                     </v:rect>
-                    <v:rect id="_x0000_s1045" style="position:absolute;left:17780;top:22860;width:144000;height:28800;visibility:visible;mso-wrap-style:square;v-text-anchor:middle" o:gfxdata="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" fillcolor="#b9afc6" strokecolor="#b9afc6"/>
+                    <v:rect id="_x0000_s1048" style="position:absolute;left:17780;top:22860;width:144000;height:28800;visibility:visible;mso-wrap-style:square;v-text-anchor:middle" o:gfxdata="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" fillcolor="#b9afc6" strokecolor="#b9afc6"/>
                   </v:group>
                 </v:group>
-              </v:group>
-            </w:pict>
-          </mc:Fallback>
-        </mc:AlternateContent>
-      </w:r>
-      <w:r>
-        <w:rPr>
-          <w:noProof/>
-        </w:rPr>
-        <mc:AlternateContent>
-          <mc:Choice Requires="wpg">
-            <w:drawing>
-              <wp:anchor distT="0" distB="0" distL="114300" distR="114300" simplePos="0" relativeHeight="251939326" behindDoc="0" locked="0" layoutInCell="1" allowOverlap="1" wp14:anchorId="6BCF4B7D" wp14:editId="19661560">
-                <wp:simplePos x="0" y="0"/>
-                <wp:positionH relativeFrom="column">
-                  <wp:posOffset>6015990</wp:posOffset>
-                </wp:positionH>
-                <wp:positionV relativeFrom="paragraph">
-                  <wp:posOffset>119684</wp:posOffset>
-                </wp:positionV>
-                <wp:extent cx="1801495" cy="477520"/>
-                <wp:effectExtent l="0" t="0" r="1905" b="5080"/>
-                <wp:wrapNone/>
-                <wp:docPr id="37535153" name="组合 327"/>
-                <wp:cNvGraphicFramePr/>
-                <a:graphic xmlns:a="http://schemas.openxmlformats.org/drawingml/2006/main">
-                  <a:graphicData uri="http://schemas.microsoft.com/office/word/2010/wordprocessingGroup">
-                    <wpg:wgp>
-                      <wpg:cNvGrpSpPr/>
-                      <wpg:grpSpPr>
-                        <a:xfrm>
-                          <a:off x="0" y="0"/>
-                          <a:ext cx="1801495" cy="477520"/>
-                          <a:chOff x="395081" y="0"/>
-                          <a:chExt cx="1802520" cy="477663"/>
-                        </a:xfrm>
-                      </wpg:grpSpPr>
-                      <wps:wsp>
-                        <wps:cNvPr id="401148540" name="文本框 5"/>
-                        <wps:cNvSpPr txBox="1"/>
-                        <wps:spPr>
-                          <a:xfrm>
-                            <a:off x="402496" y="0"/>
-                            <a:ext cx="1795105" cy="238125"/>
-                          </a:xfrm>
-                          <a:prstGeom prst="rect">
-                            <a:avLst/>
-                          </a:prstGeom>
-                          <a:solidFill>
-                            <a:srgbClr val="FFFFFF"/>
-                          </a:solidFill>
-                          <a:ln w="6350">
-                            <a:noFill/>
-                          </a:ln>
-                        </wps:spPr>
-                        <wps:txbx>
-                          <w:txbxContent>
-                            <w:p>
-                              <w:pPr>
-                                <w:spacing w:after="0" w:line="200" w:lineRule="exact"/>
-                                <w:rPr>
-                                  <w:b/>
-                                  <w:bCs/>
-                                  <w:color w:val="806E94"/>
-                                  <w:sz w:val="20"/>
-                                  <w:szCs w:val="20"/>
-                                </w:rPr>
-                              </w:pPr>
-                              <w:r>
-                                <w:rPr>
-                                  <w:b/>
-                                  <w:bCs/>
-                                  <w:color w:val="806E94"/>
-                                  <w:sz w:val="20"/>
-                                  <w:szCs w:val="20"/>
-                                </w:rPr>
-                                <w:t>Condi</w:t>
-                              </w:r>
-                              <w:r>
-                                <w:rPr>
-                                  <w:b/>
-                                  <w:bCs/>
-                                  <w:color w:val="806E94"/>
-                                  <w:sz w:val="20"/>
-                                  <w:szCs w:val="20"/>
-                                </w:rPr>
-                                <w:t>ti</w:t>
-                              </w:r>
-                              <w:r>
-                                <w:rPr>
-                                  <w:b/>
-                                  <w:bCs/>
-                                  <w:color w:val="806E94"/>
-                                  <w:sz w:val="20"/>
-                                  <w:szCs w:val="20"/>
-                                </w:rPr>
-                                <w:t>on tokens</w:t>
-                              </w:r>
-                            </w:p>
-                          </w:txbxContent>
-                        </wps:txbx>
-                        <wps:bodyPr rot="0" spcFirstLastPara="0" vertOverflow="overflow" horzOverflow="overflow" vert="horz" wrap="square" lIns="0" tIns="0" rIns="0" bIns="0" numCol="1" spcCol="0" rtlCol="0" fromWordArt="0" anchor="t" anchorCtr="0" forceAA="0" compatLnSpc="1">
-                          <a:prstTxWarp prst="textNoShape">
-                            <a:avLst/>
-                          </a:prstTxWarp>
-                          <a:noAutofit/>
-                        </wps:bodyPr>
-                      </wps:wsp>
-                      <wps:wsp>
-                        <wps:cNvPr id="1014211096" name="文本框 5"/>
-                        <wps:cNvSpPr txBox="1"/>
-                        <wps:spPr>
-                          <a:xfrm>
-                            <a:off x="395081" y="155083"/>
-                            <a:ext cx="1457155" cy="322580"/>
-                          </a:xfrm>
-                          <a:prstGeom prst="rect">
-                            <a:avLst/>
-                          </a:prstGeom>
-                          <a:solidFill>
-                            <a:srgbClr val="FFFFFF"/>
-                          </a:solidFill>
-                          <a:ln w="6350">
-                            <a:noFill/>
-                          </a:ln>
-                        </wps:spPr>
-                        <wps:txbx>
-                          <w:txbxContent>
-                            <w:p>
-                              <w:pPr>
-                                <w:spacing w:after="0" w:line="200" w:lineRule="exact"/>
-                                <w:rPr>
-                                  <w:b/>
-                                  <w:bCs/>
-                                  <w:color w:val="74818A"/>
-                                  <w:sz w:val="16"/>
-                                  <w:szCs w:val="16"/>
-                                </w:rPr>
-                              </w:pPr>
-                              <w:proofErr w:type="spellStart"/>
-                              <w:r>
-                                <w:rPr>
-                                  <w:rFonts w:hint="eastAsia"/>
-                                  <w:b/>
-                                  <w:bCs/>
-                                  <w:color w:val="74818A"/>
-                                  <w:sz w:val="16"/>
-                                  <w:szCs w:val="16"/>
-                                </w:rPr>
-                                <w:t>Gobal</w:t>
-                              </w:r>
-                              <w:proofErr w:type="spellEnd"/>
-                              <w:r>
-                                <w:rPr>
-                                  <w:rFonts w:hint="eastAsia"/>
-                                  <w:b/>
-                                  <w:bCs/>
-                                  <w:color w:val="74818A"/>
-                                  <w:sz w:val="16"/>
-                                  <w:szCs w:val="16"/>
-                                </w:rPr>
-                                <w:t xml:space="preserve"> </w:t>
-                              </w:r>
-                              <w:r>
-                                <w:rPr>
-                                  <w:b/>
-                                  <w:bCs/>
-                                  <w:color w:val="74818A"/>
-                                  <w:sz w:val="16"/>
-                                  <w:szCs w:val="16"/>
-                                </w:rPr>
-                                <w:t>condition</w:t>
-                              </w:r>
-                            </w:p>
-                            <w:p>
-                              <w:pPr>
-                                <w:spacing w:after="0" w:line="200" w:lineRule="exact"/>
-                                <w:rPr>
-                                  <w:b/>
-                                  <w:bCs/>
-                                  <w:color w:val="74818A"/>
-                                  <w:sz w:val="16"/>
-                                  <w:szCs w:val="16"/>
-                                </w:rPr>
-                              </w:pPr>
-                              <w:r>
-                                <w:rPr>
-                                  <w:b/>
-                                  <w:bCs/>
-                                  <w:color w:val="74818A"/>
-                                  <w:sz w:val="16"/>
-                                  <w:szCs w:val="16"/>
-                                </w:rPr>
-                                <w:t>Coarse voxel tokens</w:t>
-                              </w:r>
-                            </w:p>
-                          </w:txbxContent>
-                        </wps:txbx>
-                        <wps:bodyPr rot="0" spcFirstLastPara="0" vertOverflow="overflow" horzOverflow="overflow" vert="horz" wrap="square" lIns="0" tIns="0" rIns="0" bIns="0" numCol="1" spcCol="0" rtlCol="0" fromWordArt="0" anchor="t" anchorCtr="0" forceAA="0" compatLnSpc="1">
-                          <a:prstTxWarp prst="textNoShape">
-                            <a:avLst/>
-                          </a:prstTxWarp>
-                          <a:noAutofit/>
-                        </wps:bodyPr>
-                      </wps:wsp>
-                    </wpg:wgp>
-                  </a:graphicData>
-                </a:graphic>
-                <wp14:sizeRelH relativeFrom="margin">
-                  <wp14:pctWidth>0</wp14:pctWidth>
-                </wp14:sizeRelH>
-                <wp14:sizeRelV relativeFrom="margin">
-                  <wp14:pctHeight>0</wp14:pctHeight>
-                </wp14:sizeRelV>
-              </wp:anchor>
-            </w:drawing>
-          </mc:Choice>
-          <mc:Fallback>
-            <w:pict>
-              <v:group w14:anchorId="6BCF4B7D" id="组合 327" o:spid="_x0000_s1046" style="position:absolute;left:0;text-align:left;margin-left:473.7pt;margin-top:9.4pt;width:141.85pt;height:37.6pt;z-index:251939326;mso-width-relative:margin;mso-height-relative:margin" coordorigin="3950" coordsize="18025,4776" o:gfxdata="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">
-                <v:shape id="_x0000_s1047" type="#_x0000_t202" style="position:absolute;left:4024;width:17952;height:2381;visibility:visible;mso-wrap-style:square;v-text-anchor:top" o:gfxdata="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" stroked="f" strokeweight=".5pt">
-                  <v:textbox inset="0,0,0,0">
-                    <w:txbxContent>
-                      <w:p>
-                        <w:pPr>
-                          <w:spacing w:after="0" w:line="200" w:lineRule="exact"/>
-                          <w:rPr>
-                            <w:b/>
-                            <w:bCs/>
-                            <w:color w:val="806E94"/>
-                            <w:sz w:val="20"/>
-                            <w:szCs w:val="20"/>
-                          </w:rPr>
-                        </w:pPr>
-                        <w:r>
-                          <w:rPr>
-                            <w:b/>
-                            <w:bCs/>
-                            <w:color w:val="806E94"/>
-                            <w:sz w:val="20"/>
-                            <w:szCs w:val="20"/>
-                          </w:rPr>
-                          <w:t>Condi</w:t>
-                        </w:r>
-                        <w:r>
-                          <w:rPr>
-                            <w:b/>
-                            <w:bCs/>
-                            <w:color w:val="806E94"/>
-                            <w:sz w:val="20"/>
-                            <w:szCs w:val="20"/>
-                          </w:rPr>
-                          <w:t>ti</w:t>
-                        </w:r>
-                        <w:r>
-                          <w:rPr>
-                            <w:b/>
-                            <w:bCs/>
-                            <w:color w:val="806E94"/>
-                            <w:sz w:val="20"/>
-                            <w:szCs w:val="20"/>
-                          </w:rPr>
-                          <w:t>on tokens</w:t>
-                        </w:r>
-                      </w:p>
-                    </w:txbxContent>
-                  </v:textbox>
-                </v:shape>
-                <v:shape id="_x0000_s1048" type="#_x0000_t202" style="position:absolute;left:3950;top:1550;width:14572;height:3226;visibility:visible;mso-wrap-style:square;v-text-anchor:top" o:gfxdata="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" stroked="f" strokeweight=".5pt">
-                  <v:textbox inset="0,0,0,0">
-                    <w:txbxContent>
-                      <w:p>
-                        <w:pPr>
-                          <w:spacing w:after="0" w:line="200" w:lineRule="exact"/>
-                          <w:rPr>
-                            <w:b/>
-                            <w:bCs/>
-                            <w:color w:val="74818A"/>
-                            <w:sz w:val="16"/>
-                            <w:szCs w:val="16"/>
-                          </w:rPr>
-                        </w:pPr>
-                        <w:proofErr w:type="spellStart"/>
-                        <w:r>
-                          <w:rPr>
-                            <w:rFonts w:hint="eastAsia"/>
-                            <w:b/>
-                            <w:bCs/>
-                            <w:color w:val="74818A"/>
-                            <w:sz w:val="16"/>
-                            <w:szCs w:val="16"/>
-                          </w:rPr>
-                          <w:t>Gobal</w:t>
-                        </w:r>
-                        <w:proofErr w:type="spellEnd"/>
-                        <w:r>
-                          <w:rPr>
-                            <w:rFonts w:hint="eastAsia"/>
-                            <w:b/>
-                            <w:bCs/>
-                            <w:color w:val="74818A"/>
-                            <w:sz w:val="16"/>
-                            <w:szCs w:val="16"/>
-                          </w:rPr>
-                          <w:t xml:space="preserve"> </w:t>
-                        </w:r>
-                        <w:r>
-                          <w:rPr>
-                            <w:b/>
-                            <w:bCs/>
-                            <w:color w:val="74818A"/>
-                            <w:sz w:val="16"/>
-                            <w:szCs w:val="16"/>
-                          </w:rPr>
-                          <w:t>condition</w:t>
-                        </w:r>
-                      </w:p>
-                      <w:p>
-                        <w:pPr>
-                          <w:spacing w:after="0" w:line="200" w:lineRule="exact"/>
-                          <w:rPr>
-                            <w:b/>
-                            <w:bCs/>
-                            <w:color w:val="74818A"/>
-                            <w:sz w:val="16"/>
-                            <w:szCs w:val="16"/>
-                          </w:rPr>
-                        </w:pPr>
-                        <w:r>
-                          <w:rPr>
-                            <w:b/>
-                            <w:bCs/>
-                            <w:color w:val="74818A"/>
-                            <w:sz w:val="16"/>
-                            <w:szCs w:val="16"/>
-                          </w:rPr>
-                          <w:t>Coarse voxel tokens</w:t>
-                        </w:r>
-                      </w:p>
-                    </w:txbxContent>
-                  </v:textbox>
-                </v:shape>
               </v:group>
             </w:pict>
           </mc:Fallback>
@@ -2136,7 +2081,6 @@
                                 <w:szCs w:val="16"/>
                               </w:rPr>
                             </w:pPr>
-                            <w:proofErr w:type="gramStart"/>
                             <w:r>
                               <w:rPr>
                                 <w:rFonts w:hint="eastAsia"/>
@@ -2148,7 +2092,6 @@
                               </w:rPr>
                               <w:t>Preparation ,margin</w:t>
                             </w:r>
-                            <w:proofErr w:type="gramEnd"/>
                             <w:r>
                               <w:rPr>
                                 <w:rFonts w:hint="eastAsia"/>
@@ -2344,7 +2287,6 @@
                                 <w:szCs w:val="16"/>
                               </w:rPr>
                             </w:pPr>
-                            <w:proofErr w:type="spellStart"/>
                             <w:r>
                               <w:rPr>
                                 <w:rFonts w:hint="eastAsia"/>
@@ -2354,19 +2296,7 @@
                                 <w:sz w:val="16"/>
                                 <w:szCs w:val="16"/>
                               </w:rPr>
-                              <w:t>PointMLP</w:t>
-                            </w:r>
-                            <w:proofErr w:type="spellEnd"/>
-                            <w:r>
-                              <w:rPr>
-                                <w:rFonts w:hint="eastAsia"/>
-                                <w:b/>
-                                <w:bCs/>
-                                <w:color w:val="53636E"/>
-                                <w:sz w:val="16"/>
-                                <w:szCs w:val="16"/>
-                              </w:rPr>
-                              <w:t xml:space="preserve"> + source embedding</w:t>
+                              <w:t>PointMLP + source embedding</w:t>
                             </w:r>
                           </w:p>
                           <w:p>
@@ -3967,19 +3897,8 @@
                                   <w:color w:val="496B55"/>
                                   <w:sz w:val="24"/>
                                 </w:rPr>
-                                <w:t xml:space="preserve">Structure </w:t>
+                                <w:t>Structure DiT</w:t>
                               </w:r>
-                              <w:proofErr w:type="spellStart"/>
-                              <w:r>
-                                <w:rPr>
-                                  <w:b/>
-                                  <w:bCs/>
-                                  <w:color w:val="496B55"/>
-                                  <w:sz w:val="24"/>
-                                </w:rPr>
-                                <w:t>DiT</w:t>
-                              </w:r>
-                              <w:proofErr w:type="spellEnd"/>
                             </w:p>
                           </w:txbxContent>
                         </wps:txbx>
@@ -4075,29 +3994,7 @@
                                   <w:sz w:val="16"/>
                                   <w:szCs w:val="16"/>
                                 </w:rPr>
-                                <w:t xml:space="preserve">Time-modulated </w:t>
-                              </w:r>
-                              <w:proofErr w:type="spellStart"/>
-                              <w:r>
-                                <w:rPr>
-                                  <w:b/>
-                                  <w:bCs/>
-                                  <w:color w:val="496B55"/>
-                                  <w:sz w:val="16"/>
-                                  <w:szCs w:val="16"/>
-                                </w:rPr>
-                                <w:t>sel</w:t>
-                              </w:r>
-                              <w:proofErr w:type="spellEnd"/>
-                              <w:r>
-                                <w:rPr>
-                                  <w:b/>
-                                  <w:bCs/>
-                                  <w:color w:val="496B55"/>
-                                  <w:sz w:val="16"/>
-                                  <w:szCs w:val="16"/>
-                                </w:rPr>
-                                <w:t>-attention</w:t>
+                                <w:t>Time-modulated sel-attention</w:t>
                               </w:r>
                             </w:p>
                           </w:txbxContent>
@@ -6858,7 +6755,7 @@
         <mc:AlternateContent>
           <mc:Choice Requires="wps">
             <w:drawing>
-              <wp:anchor distT="0" distB="0" distL="114300" distR="114300" simplePos="0" relativeHeight="252341244" behindDoc="0" locked="0" layoutInCell="1" allowOverlap="1" wp14:anchorId="27115B35" wp14:editId="790602C9">
+              <wp:anchor distT="0" distB="0" distL="114300" distR="114300" simplePos="0" relativeHeight="252341244" behindDoc="0" locked="0" layoutInCell="1" allowOverlap="1" wp14:anchorId="27115B35" wp14:editId="5693E9C2">
                 <wp:simplePos x="0" y="0"/>
                 <wp:positionH relativeFrom="column">
                   <wp:posOffset>1005840</wp:posOffset>
@@ -6916,7 +6813,11 @@
           </mc:Choice>
           <mc:Fallback>
             <w:pict>
-              <v:shape w14:anchorId="2647297B" id="直线箭头连接符 200" o:spid="_x0000_s1026" type="#_x0000_t32" style="position:absolute;margin-left:79.2pt;margin-top:15.15pt;width:17pt;height:0;z-index:252341244;visibility:visible;mso-wrap-style:square;mso-width-percent:0;mso-wrap-distance-left:9pt;mso-wrap-distance-top:0;mso-wrap-distance-right:9pt;mso-wrap-distance-bottom:0;mso-position-horizontal:absolute;mso-position-horizontal-relative:text;mso-position-vertical:absolute;mso-position-vertical-relative:text;mso-width-percent:0;mso-width-relative:margin" o:gfxdata="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" strokecolor="#4b7da3" strokeweight="1.5pt">
+              <v:shapetype w14:anchorId="7A0860F4" id="_x0000_t32" coordsize="21600,21600" o:spt="32" o:oned="t" path="m,l21600,21600e" filled="f">
+                <v:path arrowok="t" fillok="f" o:connecttype="none"/>
+                <o:lock v:ext="edit" shapetype="t"/>
+              </v:shapetype>
+              <v:shape id="直线箭头连接符 200" o:spid="_x0000_s1026" type="#_x0000_t32" style="position:absolute;margin-left:79.2pt;margin-top:15.15pt;width:17pt;height:0;z-index:252341244;visibility:visible;mso-wrap-style:square;mso-width-percent:0;mso-wrap-distance-left:9pt;mso-wrap-distance-top:0;mso-wrap-distance-right:9pt;mso-wrap-distance-bottom:0;mso-position-horizontal:absolute;mso-position-horizontal-relative:text;mso-position-vertical:absolute;mso-position-vertical-relative:text;mso-width-percent:0;mso-width-relative:margin" o:gfxdata="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" strokecolor="#4b7da3" strokeweight="1.5pt">
                 <v:stroke endarrow="block" joinstyle="miter"/>
               </v:shape>
             </w:pict>
@@ -8548,16 +8449,16 @@
         <mc:AlternateContent>
           <mc:Choice Requires="wpg">
             <w:drawing>
-              <wp:anchor distT="0" distB="0" distL="114300" distR="114300" simplePos="0" relativeHeight="252324860" behindDoc="0" locked="0" layoutInCell="1" allowOverlap="1" wp14:anchorId="5A214E3B" wp14:editId="10C47588">
+              <wp:anchor distT="0" distB="0" distL="114300" distR="114300" simplePos="0" relativeHeight="252324860" behindDoc="0" locked="0" layoutInCell="1" allowOverlap="1" wp14:anchorId="5A214E3B" wp14:editId="1EDB803E">
                 <wp:simplePos x="0" y="0"/>
                 <wp:positionH relativeFrom="column">
-                  <wp:posOffset>6022340</wp:posOffset>
+                  <wp:posOffset>6017918</wp:posOffset>
                 </wp:positionH>
                 <wp:positionV relativeFrom="paragraph">
-                  <wp:posOffset>181565</wp:posOffset>
+                  <wp:posOffset>191166</wp:posOffset>
                 </wp:positionV>
-                <wp:extent cx="1801495" cy="477520"/>
-                <wp:effectExtent l="0" t="0" r="1905" b="5080"/>
+                <wp:extent cx="1794084" cy="477520"/>
+                <wp:effectExtent l="0" t="0" r="0" b="5080"/>
                 <wp:wrapNone/>
                 <wp:docPr id="683542362" name="组合 327"/>
                 <wp:cNvGraphicFramePr/>
@@ -8568,9 +8469,9 @@
                       <wpg:grpSpPr>
                         <a:xfrm>
                           <a:off x="0" y="0"/>
-                          <a:ext cx="1801495" cy="477520"/>
-                          <a:chOff x="395081" y="0"/>
-                          <a:chExt cx="1802520" cy="477663"/>
+                          <a:ext cx="1794084" cy="477520"/>
+                          <a:chOff x="391338" y="0"/>
+                          <a:chExt cx="1795105" cy="477663"/>
                         </a:xfrm>
                       </wpg:grpSpPr>
                       <wps:wsp>
@@ -8578,7 +8479,7 @@
                         <wps:cNvSpPr txBox="1"/>
                         <wps:spPr>
                           <a:xfrm>
-                            <a:off x="402496" y="0"/>
+                            <a:off x="391338" y="0"/>
                             <a:ext cx="1795105" cy="238125"/>
                           </a:xfrm>
                           <a:prstGeom prst="rect">
@@ -8655,7 +8556,6 @@
                                   <w:szCs w:val="16"/>
                                 </w:rPr>
                               </w:pPr>
-                              <w:proofErr w:type="spellStart"/>
                               <w:r>
                                 <w:rPr>
                                   <w:rFonts w:hint="eastAsia"/>
@@ -8665,19 +8565,7 @@
                                   <w:sz w:val="16"/>
                                   <w:szCs w:val="16"/>
                                 </w:rPr>
-                                <w:t>Gobal</w:t>
-                              </w:r>
-                              <w:proofErr w:type="spellEnd"/>
-                              <w:r>
-                                <w:rPr>
-                                  <w:rFonts w:hint="eastAsia"/>
-                                  <w:b/>
-                                  <w:bCs/>
-                                  <w:color w:val="74818A"/>
-                                  <w:sz w:val="16"/>
-                                  <w:szCs w:val="16"/>
-                                </w:rPr>
-                                <w:t xml:space="preserve"> </w:t>
+                                <w:t xml:space="preserve">Gobal </w:t>
                               </w:r>
                               <w:r>
                                 <w:rPr>
@@ -8735,8 +8623,8 @@
           </mc:Choice>
           <mc:Fallback>
             <w:pict>
-              <v:group w14:anchorId="5A214E3B" id="_x0000_s1114" style="position:absolute;left:0;text-align:left;margin-left:474.2pt;margin-top:14.3pt;width:141.85pt;height:37.6pt;z-index:252324860;mso-width-relative:margin;mso-height-relative:margin" coordorigin="3950" coordsize="18025,4776" o:gfxdata="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">
-                <v:shape id="_x0000_s1115" type="#_x0000_t202" style="position:absolute;left:4024;width:17952;height:2381;visibility:visible;mso-wrap-style:square;v-text-anchor:top" o:gfxdata="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" stroked="f" strokeweight=".5pt">
+              <v:group w14:anchorId="5A214E3B" id="_x0000_s1114" style="position:absolute;left:0;text-align:left;margin-left:473.85pt;margin-top:15.05pt;width:141.25pt;height:37.6pt;z-index:252324860;mso-width-relative:margin;mso-height-relative:margin" coordorigin="3913" coordsize="17951,4776" o:gfxdata="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">
+                <v:shape id="_x0000_s1115" type="#_x0000_t202" style="position:absolute;left:3913;width:17951;height:2381;visibility:visible;mso-wrap-style:square;v-text-anchor:top" o:gfxdata="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" stroked="f" strokeweight=".5pt">
                   <v:textbox inset="0,0,0,0">
                     <w:txbxContent>
                       <w:p>
@@ -8778,7 +8666,6 @@
                             <w:szCs w:val="16"/>
                           </w:rPr>
                         </w:pPr>
-                        <w:proofErr w:type="spellStart"/>
                         <w:r>
                           <w:rPr>
                             <w:rFonts w:hint="eastAsia"/>
@@ -8788,19 +8675,7 @@
                             <w:sz w:val="16"/>
                             <w:szCs w:val="16"/>
                           </w:rPr>
-                          <w:t>Gobal</w:t>
-                        </w:r>
-                        <w:proofErr w:type="spellEnd"/>
-                        <w:r>
-                          <w:rPr>
-                            <w:rFonts w:hint="eastAsia"/>
-                            <w:b/>
-                            <w:bCs/>
-                            <w:color w:val="74818A"/>
-                            <w:sz w:val="16"/>
-                            <w:szCs w:val="16"/>
-                          </w:rPr>
-                          <w:t xml:space="preserve"> </w:t>
+                          <w:t xml:space="preserve">Gobal </w:t>
                         </w:r>
                         <w:r>
                           <w:rPr>
@@ -8850,13 +8725,13 @@
         <mc:AlternateContent>
           <mc:Choice Requires="wpg">
             <w:drawing>
-              <wp:anchor distT="0" distB="0" distL="114300" distR="114300" simplePos="0" relativeHeight="252322812" behindDoc="0" locked="0" layoutInCell="1" allowOverlap="1" wp14:anchorId="754D9513" wp14:editId="040E2286">
+              <wp:anchor distT="0" distB="0" distL="114300" distR="114300" simplePos="0" relativeHeight="252322812" behindDoc="0" locked="0" layoutInCell="1" allowOverlap="1" wp14:anchorId="754D9513" wp14:editId="0B6D970C">
                 <wp:simplePos x="0" y="0"/>
                 <wp:positionH relativeFrom="column">
                   <wp:posOffset>5581650</wp:posOffset>
                 </wp:positionH>
                 <wp:positionV relativeFrom="paragraph">
-                  <wp:posOffset>175215</wp:posOffset>
+                  <wp:posOffset>185281</wp:posOffset>
                 </wp:positionV>
                 <wp:extent cx="284480" cy="398780"/>
                 <wp:effectExtent l="0" t="0" r="7620" b="7620"/>
@@ -9410,7 +9285,7 @@
           </mc:Choice>
           <mc:Fallback>
             <w:pict>
-              <v:group w14:anchorId="754D9513" id="_x0000_s1117" style="position:absolute;left:0;text-align:left;margin-left:439.5pt;margin-top:13.8pt;width:22.4pt;height:31.4pt;z-index:252322812;mso-width-relative:margin" coordsize="226060,398780" o:gfxdata="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">
+              <v:group w14:anchorId="754D9513" id="_x0000_s1117" style="position:absolute;left:0;text-align:left;margin-left:439.5pt;margin-top:14.6pt;width:22.4pt;height:31.4pt;z-index:252322812;mso-width-relative:margin" coordsize="226060,398780" o:gfxdata="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">
                 <v:roundrect id="圆角矩形 73" o:spid="_x0000_s1118" style="position:absolute;width:226060;height:398780;visibility:visible;mso-wrap-style:square;v-text-anchor:middle" arcsize="2989f" o:gfxdata="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" strokecolor="#705c86" strokeweight="1pt">
                   <v:stroke joinstyle="miter"/>
                 </v:roundrect>
@@ -11041,16 +10916,16 @@
         <mc:AlternateContent>
           <mc:Choice Requires="wps">
             <w:drawing>
-              <wp:anchor distT="0" distB="0" distL="114300" distR="114300" simplePos="0" relativeHeight="252403708" behindDoc="0" locked="0" layoutInCell="1" allowOverlap="1" wp14:anchorId="14FD5D65" wp14:editId="22D16D9D">
+              <wp:anchor distT="0" distB="0" distL="114300" distR="114300" simplePos="0" relativeHeight="252403708" behindDoc="0" locked="0" layoutInCell="1" allowOverlap="1" wp14:anchorId="14FD5D65" wp14:editId="561F4E70">
                 <wp:simplePos x="0" y="0"/>
                 <wp:positionH relativeFrom="column">
                   <wp:posOffset>5721350</wp:posOffset>
                 </wp:positionH>
                 <wp:positionV relativeFrom="paragraph">
-                  <wp:posOffset>119425</wp:posOffset>
+                  <wp:posOffset>119380</wp:posOffset>
                 </wp:positionV>
-                <wp:extent cx="0" cy="266400"/>
-                <wp:effectExtent l="63500" t="0" r="50800" b="26035"/>
+                <wp:extent cx="0" cy="252000"/>
+                <wp:effectExtent l="50800" t="0" r="50800" b="27940"/>
                 <wp:wrapNone/>
                 <wp:docPr id="505455950" name="直线箭头连接符 208"/>
                 <wp:cNvGraphicFramePr/>
@@ -11061,7 +10936,7 @@
                       <wps:spPr>
                         <a:xfrm>
                           <a:off x="0" y="0"/>
-                          <a:ext cx="0" cy="266400"/>
+                          <a:ext cx="0" cy="252000"/>
                         </a:xfrm>
                         <a:prstGeom prst="straightConnector1">
                           <a:avLst/>
@@ -11100,7 +10975,7 @@
           </mc:Choice>
           <mc:Fallback>
             <w:pict>
-              <v:shape w14:anchorId="7BA1B254" id="直线箭头连接符 208" o:spid="_x0000_s1026" type="#_x0000_t32" style="position:absolute;margin-left:450.5pt;margin-top:9.4pt;width:0;height:21pt;z-index:252403708;visibility:visible;mso-wrap-style:square;mso-height-percent:0;mso-wrap-distance-left:9pt;mso-wrap-distance-top:0;mso-wrap-distance-right:9pt;mso-wrap-distance-bottom:0;mso-position-horizontal:absolute;mso-position-horizontal-relative:text;mso-position-vertical:absolute;mso-position-vertical-relative:text;mso-height-percent:0;mso-height-relative:margin" o:gfxdata="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" strokecolor="#806e94" strokeweight="1.5pt">
+              <v:shape w14:anchorId="0CA9DBFD" id="直线箭头连接符 208" o:spid="_x0000_s1026" type="#_x0000_t32" style="position:absolute;margin-left:450.5pt;margin-top:9.4pt;width:0;height:19.85pt;z-index:252403708;visibility:visible;mso-wrap-style:square;mso-height-percent:0;mso-wrap-distance-left:9pt;mso-wrap-distance-top:0;mso-wrap-distance-right:9pt;mso-wrap-distance-bottom:0;mso-position-horizontal:absolute;mso-position-horizontal-relative:text;mso-position-vertical:absolute;mso-position-vertical-relative:text;mso-height-percent:0;mso-height-relative:margin" o:gfxdata="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" strokecolor="#806e94" strokeweight="1.5pt">
                 <v:stroke dashstyle="dash" endarrow="block" joinstyle="miter"/>
               </v:shape>
             </w:pict>
@@ -11240,19 +11115,8 @@
                                   <w:color w:val="496B55"/>
                                   <w:sz w:val="24"/>
                                 </w:rPr>
-                                <w:t xml:space="preserve"> </w:t>
+                                <w:t xml:space="preserve"> DiT</w:t>
                               </w:r>
-                              <w:proofErr w:type="spellStart"/>
-                              <w:r>
-                                <w:rPr>
-                                  <w:b/>
-                                  <w:bCs/>
-                                  <w:color w:val="496B55"/>
-                                  <w:sz w:val="24"/>
-                                </w:rPr>
-                                <w:t>DiT</w:t>
-                              </w:r>
-                              <w:proofErr w:type="spellEnd"/>
                             </w:p>
                           </w:txbxContent>
                         </wps:txbx>
@@ -11801,7 +11665,6 @@
                               <w:spacing w:after="0" w:line="160" w:lineRule="exact"/>
                               <w:jc w:val="center"/>
                               <w:rPr>
-                                <w:rFonts w:hint="eastAsia"/>
                                 <w:b/>
                                 <w:bCs/>
                                 <w:iCs/>
@@ -12381,31 +12244,7 @@
                                     <w:sz w:val="20"/>
                                     <w:szCs w:val="20"/>
                                   </w:rPr>
-                                  <m:t>(</m:t>
-                                </m:r>
-                                <m:r>
-                                  <m:rPr>
-                                    <m:sty m:val="bi"/>
-                                  </m:rPr>
-                                  <w:rPr>
-                                    <w:rFonts w:ascii="Cambria Math" w:hAnsi="Cambria Math"/>
-                                    <w:color w:val="5181A6"/>
-                                    <w:sz w:val="20"/>
-                                    <w:szCs w:val="20"/>
-                                  </w:rPr>
-                                  <m:t>q,</m:t>
-                                </m:r>
-                                <m:r>
-                                  <m:rPr>
-                                    <m:sty m:val="bi"/>
-                                  </m:rPr>
-                                  <w:rPr>
-                                    <w:rFonts w:ascii="Cambria Math" w:hAnsi="Cambria Math"/>
-                                    <w:color w:val="5181A6"/>
-                                    <w:sz w:val="20"/>
-                                    <w:szCs w:val="20"/>
-                                  </w:rPr>
-                                  <m:t>t)</m:t>
+                                  <m:t>(q,t)</m:t>
                                 </m:r>
                               </m:oMath>
                             </m:oMathPara>
@@ -12605,7 +12444,6 @@
                               <w:spacing w:after="0" w:line="160" w:lineRule="exact"/>
                               <w:jc w:val="center"/>
                               <w:rPr>
-                                <w:rFonts w:hint="eastAsia"/>
                                 <w:b/>
                                 <w:bCs/>
                                 <w:iCs/>
@@ -15703,6 +15541,78 @@
         <mc:AlternateContent>
           <mc:Choice Requires="wps">
             <w:drawing>
+              <wp:anchor distT="0" distB="0" distL="114300" distR="114300" simplePos="0" relativeHeight="252404732" behindDoc="0" locked="0" layoutInCell="1" allowOverlap="1" wp14:anchorId="2014AE37" wp14:editId="1A580945">
+                <wp:simplePos x="0" y="0"/>
+                <wp:positionH relativeFrom="column">
+                  <wp:posOffset>1003935</wp:posOffset>
+                </wp:positionH>
+                <wp:positionV relativeFrom="paragraph">
+                  <wp:posOffset>81915</wp:posOffset>
+                </wp:positionV>
+                <wp:extent cx="378000" cy="1793"/>
+                <wp:effectExtent l="0" t="63500" r="0" b="62230"/>
+                <wp:wrapNone/>
+                <wp:docPr id="1729789311" name="直线箭头连接符 247"/>
+                <wp:cNvGraphicFramePr/>
+                <a:graphic xmlns:a="http://schemas.openxmlformats.org/drawingml/2006/main">
+                  <a:graphicData uri="http://schemas.microsoft.com/office/word/2010/wordprocessingShape">
+                    <wps:wsp>
+                      <wps:cNvCnPr/>
+                      <wps:spPr>
+                        <a:xfrm flipV="1">
+                          <a:off x="0" y="0"/>
+                          <a:ext cx="378000" cy="1793"/>
+                        </a:xfrm>
+                        <a:prstGeom prst="straightConnector1">
+                          <a:avLst/>
+                        </a:prstGeom>
+                        <a:ln w="19050">
+                          <a:solidFill>
+                            <a:srgbClr val="4B7DA3"/>
+                          </a:solidFill>
+                          <a:tailEnd type="triangle"/>
+                        </a:ln>
+                      </wps:spPr>
+                      <wps:style>
+                        <a:lnRef idx="1">
+                          <a:schemeClr val="accent1"/>
+                        </a:lnRef>
+                        <a:fillRef idx="0">
+                          <a:schemeClr val="accent1"/>
+                        </a:fillRef>
+                        <a:effectRef idx="0">
+                          <a:schemeClr val="accent1"/>
+                        </a:effectRef>
+                        <a:fontRef idx="minor">
+                          <a:schemeClr val="tx1"/>
+                        </a:fontRef>
+                      </wps:style>
+                      <wps:bodyPr/>
+                    </wps:wsp>
+                  </a:graphicData>
+                </a:graphic>
+                <wp14:sizeRelH relativeFrom="margin">
+                  <wp14:pctWidth>0</wp14:pctWidth>
+                </wp14:sizeRelH>
+              </wp:anchor>
+            </w:drawing>
+          </mc:Choice>
+          <mc:Fallback>
+            <w:pict>
+              <v:shape w14:anchorId="7ADFA267" id="直线箭头连接符 247" o:spid="_x0000_s1026" type="#_x0000_t32" style="position:absolute;margin-left:79.05pt;margin-top:6.45pt;width:29.75pt;height:.15pt;flip:y;z-index:252404732;visibility:visible;mso-wrap-style:square;mso-width-percent:0;mso-wrap-distance-left:9pt;mso-wrap-distance-top:0;mso-wrap-distance-right:9pt;mso-wrap-distance-bottom:0;mso-position-horizontal:absolute;mso-position-horizontal-relative:text;mso-position-vertical:absolute;mso-position-vertical-relative:text;mso-width-percent:0;mso-width-relative:margin" o:gfxdata="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" strokecolor="#4b7da3" strokeweight="1.5pt">
+                <v:stroke endarrow="block" joinstyle="miter"/>
+              </v:shape>
+            </w:pict>
+          </mc:Fallback>
+        </mc:AlternateContent>
+      </w:r>
+      <w:r>
+        <w:rPr>
+          <w:noProof/>
+        </w:rPr>
+        <mc:AlternateContent>
+          <mc:Choice Requires="wps">
+            <w:drawing>
               <wp:anchor distT="0" distB="0" distL="114300" distR="114300" simplePos="0" relativeHeight="252400636" behindDoc="0" locked="0" layoutInCell="1" allowOverlap="1" wp14:anchorId="0BE7792E" wp14:editId="1F9D8CE8">
                 <wp:simplePos x="0" y="0"/>
                 <wp:positionH relativeFrom="column">
@@ -16134,19 +16044,7 @@
                                     <w:sz w:val="20"/>
                                     <w:szCs w:val="20"/>
                                   </w:rPr>
-                                  <m:t>)</m:t>
-                                </m:r>
-                                <m:r>
-                                  <m:rPr>
-                                    <m:sty m:val="bi"/>
-                                  </m:rPr>
-                                  <w:rPr>
-                                    <w:rFonts w:ascii="Cambria Math" w:hAnsi="Cambria Math"/>
-                                    <w:color w:val="5181A6"/>
-                                    <w:sz w:val="20"/>
-                                    <w:szCs w:val="20"/>
-                                  </w:rPr>
-                                  <m:t xml:space="preserve"> </m:t>
+                                  <m:t xml:space="preserve">) </m:t>
                                 </m:r>
                               </m:oMath>
                             </m:oMathPara>
@@ -17099,29 +16997,7 @@
                                 <w:sz w:val="16"/>
                                 <w:szCs w:val="16"/>
                               </w:rPr>
-                              <w:t xml:space="preserve">Time-modulated </w:t>
-                            </w:r>
-                            <w:proofErr w:type="spellStart"/>
-                            <w:r>
-                              <w:rPr>
-                                <w:b/>
-                                <w:bCs/>
-                                <w:color w:val="496B55"/>
-                                <w:sz w:val="16"/>
-                                <w:szCs w:val="16"/>
-                              </w:rPr>
-                              <w:t>sel</w:t>
-                            </w:r>
-                            <w:proofErr w:type="spellEnd"/>
-                            <w:r>
-                              <w:rPr>
-                                <w:b/>
-                                <w:bCs/>
-                                <w:color w:val="496B55"/>
-                                <w:sz w:val="16"/>
-                                <w:szCs w:val="16"/>
-                              </w:rPr>
-                              <w:t>-attention</w:t>
+                              <w:t>Time-modulated sel-attention</w:t>
                             </w:r>
                           </w:p>
                         </w:txbxContent>
@@ -17273,7 +17149,6 @@
                                 <w:szCs w:val="20"/>
                               </w:rPr>
                             </w:pPr>
-                            <w:proofErr w:type="spellStart"/>
                             <w:r>
                               <w:rPr>
                                 <w:rFonts w:hint="eastAsia"/>
@@ -17281,17 +17156,7 @@
                                 <w:sz w:val="20"/>
                                 <w:szCs w:val="20"/>
                               </w:rPr>
-                              <w:t>Maxiliiary</w:t>
-                            </w:r>
-                            <w:proofErr w:type="spellEnd"/>
-                            <w:r>
-                              <w:rPr>
-                                <w:rFonts w:hint="eastAsia"/>
-                                <w:color w:val="53636E"/>
-                                <w:sz w:val="20"/>
-                                <w:szCs w:val="20"/>
-                              </w:rPr>
-                              <w:t xml:space="preserve"> /mandibular points</w:t>
+                              <w:t>Maxiliiary /mandibular points</w:t>
                             </w:r>
                           </w:p>
                           <w:p>
@@ -17304,7 +17169,6 @@
                                 <w:szCs w:val="20"/>
                               </w:rPr>
                             </w:pPr>
-                            <w:proofErr w:type="gramStart"/>
                             <w:r>
                               <w:rPr>
                                 <w:rFonts w:hint="eastAsia"/>
@@ -17312,17 +17176,7 @@
                                 <w:sz w:val="20"/>
                                 <w:szCs w:val="20"/>
                               </w:rPr>
-                              <w:t>Preparation ,margin</w:t>
-                            </w:r>
-                            <w:proofErr w:type="gramEnd"/>
-                            <w:r>
-                              <w:rPr>
-                                <w:rFonts w:hint="eastAsia"/>
-                                <w:color w:val="53636E"/>
-                                <w:sz w:val="20"/>
-                                <w:szCs w:val="20"/>
-                              </w:rPr>
-                              <w:t xml:space="preserve"> FDI</w:t>
+                              <w:t>Preparation ,margin FDI</w:t>
                             </w:r>
                           </w:p>
                         </w:txbxContent>
